--- a/Formatos_Cruce/Independizacion inefectiva deuda.docx
+++ b/Formatos_Cruce/Independizacion inefectiva deuda.docx
@@ -692,7 +692,6 @@
         </w:rPr>
         <w:t>{{</w:t>
       </w:r>
-      <w:proofErr w:type="spellStart"/>
       <w:r>
         <w:rPr>
           <w:rFonts w:ascii="Arial" w:eastAsia="Calibri" w:hAnsi="Arial" w:cs="Arial"/>
@@ -703,7 +702,6 @@
         </w:rPr>
         <w:t>cuenta_interna</w:t>
       </w:r>
-      <w:proofErr w:type="spellEnd"/>
       <w:r>
         <w:rPr>
           <w:rFonts w:ascii="Arial" w:eastAsia="Calibri" w:hAnsi="Arial" w:cs="Arial"/>
@@ -786,7 +784,33 @@
           <w:noProof/>
           <w:lang w:val="es-CO" w:eastAsia="en-US"/>
         </w:rPr>
-        <w:t>Nombre_Radicado</w:t>
+        <w:t>n</w:t>
+      </w:r>
+      <w:r>
+        <w:rPr>
+          <w:rFonts w:ascii="Arial" w:eastAsia="Calibri" w:hAnsi="Arial" w:cs="Arial"/>
+          <w:noProof/>
+          <w:lang w:val="es-CO" w:eastAsia="en-US"/>
+        </w:rPr>
+        <w:t>ombre_</w:t>
+      </w:r>
+      <w:r>
+        <w:rPr>
+          <w:rFonts w:ascii="Arial" w:eastAsia="Calibri" w:hAnsi="Arial" w:cs="Arial"/>
+          <w:noProof/>
+          <w:lang w:val="es-CO" w:eastAsia="en-US"/>
+        </w:rPr>
+        <w:t>r</w:t>
+      </w:r>
+      <w:bookmarkStart w:id="0" w:name="_GoBack"/>
+      <w:bookmarkEnd w:id="0"/>
+      <w:r>
+        <w:rPr>
+          <w:rFonts w:ascii="Arial" w:eastAsia="Calibri" w:hAnsi="Arial" w:cs="Arial"/>
+          <w:noProof/>
+          <w:lang w:val="es-CO" w:eastAsia="en-US"/>
+        </w:rPr>
+        <w:t>adicado</w:t>
       </w:r>
       <w:r>
         <w:rPr>
@@ -830,10 +854,10 @@
           <w:rFonts w:ascii="Arial" w:hAnsi="Arial" w:cs="Arial"/>
         </w:rPr>
       </w:pPr>
-      <w:bookmarkStart w:id="0" w:name="_Hlk124083949"/>
-      <w:bookmarkStart w:id="1" w:name="_Hlk117529920"/>
-      <w:bookmarkStart w:id="2" w:name="_Hlk108018288"/>
-      <w:bookmarkStart w:id="3" w:name="_Hlk101462265"/>
+      <w:bookmarkStart w:id="1" w:name="_Hlk124083949"/>
+      <w:bookmarkStart w:id="2" w:name="_Hlk117529920"/>
+      <w:bookmarkStart w:id="3" w:name="_Hlk108018288"/>
+      <w:bookmarkStart w:id="4" w:name="_Hlk101462265"/>
       <w:r>
         <w:rPr>
           <w:rFonts w:ascii="Arial" w:hAnsi="Arial" w:cs="Arial"/>
@@ -1112,33 +1136,7 @@
           <w:szCs w:val="22"/>
           <w:lang w:eastAsia="es-CO"/>
         </w:rPr>
-        <w:t>{{</w:t>
-      </w:r>
-      <w:proofErr w:type="spellStart"/>
-      <w:r>
-        <w:rPr>
-          <w:rFonts w:ascii="Arial" w:hAnsi="Arial" w:cs="Arial"/>
-          <w:b/>
-          <w:bCs/>
-          <w:noProof/>
-          <w:sz w:val="22"/>
-          <w:szCs w:val="22"/>
-          <w:lang w:eastAsia="es-CO"/>
-        </w:rPr>
-        <w:t>cta_contrato</w:t>
-      </w:r>
-      <w:proofErr w:type="spellEnd"/>
-      <w:r>
-        <w:rPr>
-          <w:rFonts w:ascii="Arial" w:hAnsi="Arial" w:cs="Arial"/>
-          <w:b/>
-          <w:bCs/>
-          <w:noProof/>
-          <w:sz w:val="22"/>
-          <w:szCs w:val="22"/>
-          <w:lang w:eastAsia="es-CO"/>
-        </w:rPr>
-        <w:t>}}</w:t>
+        <w:t>{{cta_contrato}}</w:t>
       </w:r>
       <w:r>
         <w:rPr>
@@ -1701,17 +1699,17 @@
         </w:rPr>
         <w:t xml:space="preserve">RESOLVER </w:t>
       </w:r>
-      <w:bookmarkStart w:id="4" w:name="_Hlk125988342"/>
+      <w:bookmarkStart w:id="5" w:name="_Hlk125988342"/>
       <w:r>
         <w:rPr>
           <w:rFonts w:ascii="Arial" w:hAnsi="Arial" w:cs="Arial"/>
         </w:rPr>
         <w:t>cada una de las inquietudes presentadas, de acuerdo con lo expuesto en la parte motiva del presente acto administrativo.</w:t>
       </w:r>
-      <w:bookmarkEnd w:id="0"/>
-      <w:bookmarkEnd w:id="4"/>
+      <w:bookmarkEnd w:id="1"/>
+      <w:bookmarkEnd w:id="5"/>
     </w:p>
-    <w:bookmarkEnd w:id="1"/>
+    <w:bookmarkEnd w:id="2"/>
     <w:p>
       <w:pPr>
         <w:jc w:val="both"/>
@@ -1733,10 +1731,10 @@
           <w:lang w:val="es-CO" w:eastAsia="en-US"/>
         </w:rPr>
       </w:pPr>
-      <w:bookmarkStart w:id="5" w:name="_Hlk170132818"/>
-      <w:bookmarkStart w:id="6" w:name="_Hlk106184349"/>
-      <w:bookmarkEnd w:id="2"/>
+      <w:bookmarkStart w:id="6" w:name="_Hlk170132818"/>
+      <w:bookmarkStart w:id="7" w:name="_Hlk106184349"/>
       <w:bookmarkEnd w:id="3"/>
+      <w:bookmarkEnd w:id="4"/>
       <w:r>
         <w:rPr>
           <w:rFonts w:ascii="Arial" w:eastAsia="Calibri" w:hAnsi="Arial" w:cs="Arial"/>
@@ -1927,9 +1925,70 @@
           <w:noProof/>
           <w:lang w:val="es-CO" w:eastAsia="en-US"/>
         </w:rPr>
+        <w:t>{{nombre_radicado}}</w:t>
+      </w:r>
+      <w:r>
+        <w:rPr>
+          <w:rFonts w:ascii="Arial" w:eastAsia="Calibri" w:hAnsi="Arial" w:cs="Arial"/>
+          <w:b/>
+          <w:bCs/>
+          <w:lang w:val="es-CO" w:eastAsia="en-US"/>
+        </w:rPr>
+        <w:fldChar w:fldCharType="end"/>
+      </w:r>
+      <w:r>
+        <w:rPr>
+          <w:rFonts w:ascii="Arial" w:eastAsia="Calibri" w:hAnsi="Arial" w:cs="Arial"/>
+          <w:b/>
+          <w:bCs/>
+          <w:lang w:val="es-CO" w:eastAsia="en-US"/>
+        </w:rPr>
+        <w:t xml:space="preserve"> </w:t>
+      </w:r>
+      <w:r>
+        <w:rPr>
+          <w:rFonts w:ascii="Arial" w:eastAsia="Calibri" w:hAnsi="Arial" w:cs="Arial"/>
+          <w:lang w:val="es-CO" w:eastAsia="en-US"/>
+        </w:rPr>
+        <w:t xml:space="preserve">a la dirección </w:t>
+      </w:r>
+      <w:r>
+        <w:rPr>
+          <w:rFonts w:ascii="Arial" w:eastAsia="Calibri" w:hAnsi="Arial" w:cs="Arial"/>
+          <w:b/>
+          <w:bCs/>
+          <w:lang w:val="es-CO" w:eastAsia="en-US"/>
+        </w:rPr>
+        <w:fldChar w:fldCharType="begin"/>
+      </w:r>
+      <w:r>
+        <w:rPr>
+          <w:rFonts w:ascii="Arial" w:eastAsia="Calibri" w:hAnsi="Arial" w:cs="Arial"/>
+          <w:b/>
+          <w:bCs/>
+          <w:lang w:val="es-CO" w:eastAsia="en-US"/>
+        </w:rPr>
+        <w:instrText xml:space="preserve"> MERGEFIELD direccion </w:instrText>
+      </w:r>
+      <w:r>
+        <w:rPr>
+          <w:rFonts w:ascii="Arial" w:eastAsia="Calibri" w:hAnsi="Arial" w:cs="Arial"/>
+          <w:b/>
+          <w:bCs/>
+          <w:lang w:val="es-CO" w:eastAsia="en-US"/>
+        </w:rPr>
+        <w:fldChar w:fldCharType="separate"/>
+      </w:r>
+      <w:r>
+        <w:rPr>
+          <w:rFonts w:ascii="Arial" w:eastAsia="Calibri" w:hAnsi="Arial" w:cs="Arial"/>
+          <w:b/>
+          <w:bCs/>
+          <w:noProof/>
+          <w:lang w:val="es-CO" w:eastAsia="en-US"/>
+        </w:rPr>
         <w:t>{{</w:t>
       </w:r>
-      <w:bookmarkStart w:id="7" w:name="_GoBack"/>
       <w:r>
         <w:rPr>
           <w:rFonts w:ascii="Arial" w:eastAsia="Calibri" w:hAnsi="Arial" w:cs="Arial"/>
@@ -1938,9 +1997,8 @@
           <w:noProof/>
           <w:lang w:val="es-CO" w:eastAsia="en-US"/>
         </w:rPr>
-        <w:t>nombre_radicado</w:t>
-      </w:r>
-      <w:bookmarkEnd w:id="7"/>
+        <w:t>direccion</w:t>
+      </w:r>
       <w:r>
         <w:rPr>
           <w:rFonts w:ascii="Arial" w:eastAsia="Calibri" w:hAnsi="Arial" w:cs="Arial"/>
@@ -1965,6 +2023,7 @@
           <w:rFonts w:ascii="Arial" w:eastAsia="Calibri" w:hAnsi="Arial" w:cs="Arial"/>
           <w:b/>
           <w:bCs/>
+          <w:color w:val="FF0000"/>
           <w:lang w:val="es-CO" w:eastAsia="en-US"/>
         </w:rPr>
         <w:t xml:space="preserve"> </w:t>
@@ -1974,7 +2033,7 @@
           <w:rFonts w:ascii="Arial" w:eastAsia="Calibri" w:hAnsi="Arial" w:cs="Arial"/>
           <w:lang w:val="es-CO" w:eastAsia="en-US"/>
         </w:rPr>
-        <w:t xml:space="preserve">a la dirección </w:t>
+        <w:t>en la ciudad de Bogotá D.C. Tel.:</w:t>
       </w:r>
       <w:r>
         <w:rPr>
@@ -1992,7 +2051,7 @@
           <w:bCs/>
           <w:lang w:val="es-CO" w:eastAsia="en-US"/>
         </w:rPr>
-        <w:instrText xml:space="preserve"> MERGEFIELD direccion </w:instrText>
+        <w:instrText xml:space="preserve"> MERGEFIELD telefono </w:instrText>
       </w:r>
       <w:r>
         <w:rPr>
@@ -2021,93 +2080,8 @@
           <w:noProof/>
           <w:lang w:val="es-CO" w:eastAsia="en-US"/>
         </w:rPr>
-        <w:t>direccion</w:t>
-      </w:r>
-      <w:r>
-        <w:rPr>
-          <w:rFonts w:ascii="Arial" w:eastAsia="Calibri" w:hAnsi="Arial" w:cs="Arial"/>
-          <w:b/>
-          <w:bCs/>
-          <w:noProof/>
-          <w:lang w:val="es-CO" w:eastAsia="en-US"/>
-        </w:rPr>
-        <w:t>}}</w:t>
-      </w:r>
-      <w:r>
-        <w:rPr>
-          <w:rFonts w:ascii="Arial" w:eastAsia="Calibri" w:hAnsi="Arial" w:cs="Arial"/>
-          <w:b/>
-          <w:bCs/>
-          <w:lang w:val="es-CO" w:eastAsia="en-US"/>
-        </w:rPr>
-        <w:fldChar w:fldCharType="end"/>
-      </w:r>
-      <w:r>
-        <w:rPr>
-          <w:rFonts w:ascii="Arial" w:eastAsia="Calibri" w:hAnsi="Arial" w:cs="Arial"/>
-          <w:b/>
-          <w:bCs/>
-          <w:color w:val="FF0000"/>
-          <w:lang w:val="es-CO" w:eastAsia="en-US"/>
-        </w:rPr>
-        <w:t xml:space="preserve"> </w:t>
-      </w:r>
-      <w:r>
-        <w:rPr>
-          <w:rFonts w:ascii="Arial" w:eastAsia="Calibri" w:hAnsi="Arial" w:cs="Arial"/>
-          <w:lang w:val="es-CO" w:eastAsia="en-US"/>
-        </w:rPr>
-        <w:t>en la ciudad de Bogotá D.C. Tel.:</w:t>
-      </w:r>
-      <w:r>
-        <w:rPr>
-          <w:rFonts w:ascii="Arial" w:eastAsia="Calibri" w:hAnsi="Arial" w:cs="Arial"/>
-          <w:b/>
-          <w:bCs/>
-          <w:lang w:val="es-CO" w:eastAsia="en-US"/>
-        </w:rPr>
-        <w:fldChar w:fldCharType="begin"/>
-      </w:r>
-      <w:r>
-        <w:rPr>
-          <w:rFonts w:ascii="Arial" w:eastAsia="Calibri" w:hAnsi="Arial" w:cs="Arial"/>
-          <w:b/>
-          <w:bCs/>
-          <w:lang w:val="es-CO" w:eastAsia="en-US"/>
-        </w:rPr>
-        <w:instrText xml:space="preserve"> MERGEFIELD telefono </w:instrText>
-      </w:r>
-      <w:r>
-        <w:rPr>
-          <w:rFonts w:ascii="Arial" w:eastAsia="Calibri" w:hAnsi="Arial" w:cs="Arial"/>
-          <w:b/>
-          <w:bCs/>
-          <w:lang w:val="es-CO" w:eastAsia="en-US"/>
-        </w:rPr>
-        <w:fldChar w:fldCharType="separate"/>
-      </w:r>
-      <w:r>
-        <w:rPr>
-          <w:rFonts w:ascii="Arial" w:eastAsia="Calibri" w:hAnsi="Arial" w:cs="Arial"/>
-          <w:b/>
-          <w:bCs/>
-          <w:noProof/>
-          <w:lang w:val="es-CO" w:eastAsia="en-US"/>
-        </w:rPr>
-        <w:t>{{</w:t>
-      </w:r>
-      <w:proofErr w:type="spellStart"/>
-      <w:r>
-        <w:rPr>
-          <w:rFonts w:ascii="Arial" w:eastAsia="Calibri" w:hAnsi="Arial" w:cs="Arial"/>
-          <w:b/>
-          <w:bCs/>
-          <w:noProof/>
-          <w:lang w:val="es-CO" w:eastAsia="en-US"/>
-        </w:rPr>
         <w:t>telefono</w:t>
       </w:r>
-      <w:proofErr w:type="spellEnd"/>
       <w:r>
         <w:rPr>
           <w:rFonts w:ascii="Arial" w:eastAsia="Calibri" w:hAnsi="Arial" w:cs="Arial"/>
@@ -2345,7 +2319,6 @@
         </w:rPr>
         <w:t>{{</w:t>
       </w:r>
-      <w:proofErr w:type="spellStart"/>
       <w:r>
         <w:rPr>
           <w:rFonts w:ascii="Arial" w:hAnsi="Arial" w:cs="Arial"/>
@@ -2355,7 +2328,6 @@
         </w:rPr>
         <w:t>telefono</w:t>
       </w:r>
-      <w:proofErr w:type="spellEnd"/>
       <w:r>
         <w:rPr>
           <w:rFonts w:ascii="Arial" w:hAnsi="Arial" w:cs="Arial"/>
@@ -2379,8 +2351,8 @@
         </w:rPr>
         <w:t xml:space="preserve"> . En caso de no surtirse la notificación personal, procédase a la notificación por aviso, de conformidad con lo dispuesto en el artículo 69 de la Ley 1437 de 2011.</w:t>
       </w:r>
-      <w:bookmarkEnd w:id="5"/>
       <w:bookmarkEnd w:id="6"/>
+      <w:bookmarkEnd w:id="7"/>
     </w:p>
     <w:p>
       <w:pPr>
@@ -3208,21 +3180,21 @@
         <v:path o:extrusionok="f" gradientshapeok="t" o:connecttype="rect"/>
         <o:lock v:ext="edit" aspectratio="t"/>
       </v:shapetype>
-      <v:shape id="_x0000_i1197" type="#_x0000_t75" style="width:14.4pt;height:14.4pt" o:bullet="t">
+      <v:shape id="_x0000_i1493" type="#_x0000_t75" style="width:14.25pt;height:14.25pt" o:bullet="t">
         <v:imagedata r:id="rId1" o:title="mso2D3D"/>
       </v:shape>
     </w:pict>
   </w:numPicBullet>
   <w:numPicBullet w:numPicBulletId="1">
     <w:pict>
-      <v:shape id="_x0000_i1198" type="#_x0000_t75" style="width:14.4pt;height:14.4pt" o:bullet="t">
+      <v:shape id="_x0000_i1494" type="#_x0000_t75" style="width:14.25pt;height:14.25pt" o:bullet="t">
         <v:imagedata r:id="rId2" o:title="msoCA65"/>
       </v:shape>
     </w:pict>
   </w:numPicBullet>
   <w:numPicBullet w:numPicBulletId="2">
     <w:pict>
-      <v:shape id="_x0000_i1199" type="#_x0000_t75" style="width:1in;height:50.4pt" o:bullet="t">
+      <v:shape id="_x0000_i1495" type="#_x0000_t75" style="width:1in;height:50.25pt" o:bullet="t">
         <v:imagedata r:id="rId3" o:title="clip_image002"/>
       </v:shape>
     </w:pict>
@@ -9817,7 +9789,7 @@
 </file>
 
 <file path=customXml/itemProps1.xml><?xml version="1.0" encoding="utf-8"?>
-<ds:datastoreItem xmlns:ds="http://schemas.openxmlformats.org/officeDocument/2006/customXml" ds:itemID="{92F55EA4-1D79-4ADD-95D4-18155E729B82}">
+<ds:datastoreItem xmlns:ds="http://schemas.openxmlformats.org/officeDocument/2006/customXml" ds:itemID="{BFCBEFC2-5CF8-48BF-A624-96AFC3D540E1}">
   <ds:schemaRefs>
     <ds:schemaRef ds:uri="http://schemas.openxmlformats.org/officeDocument/2006/bibliography"/>
   </ds:schemaRefs>

--- a/Formatos_Cruce/Independizacion inefectiva deuda.docx
+++ b/Formatos_Cruce/Independizacion inefectiva deuda.docx
@@ -13,6 +13,8 @@
           <w:lang w:val="es-CO" w:eastAsia="en-US"/>
         </w:rPr>
       </w:pPr>
+      <w:bookmarkStart w:id="0" w:name="_GoBack"/>
+      <w:bookmarkEnd w:id="0"/>
       <w:r>
         <w:rPr>
           <w:rFonts w:ascii="Arial" w:eastAsia="Calibri" w:hAnsi="Arial" w:cs="Arial"/>
@@ -397,7 +399,7 @@
           <w:noProof/>
           <w:lang w:val="es-CO" w:eastAsia="en-US"/>
         </w:rPr>
-        <w:t>ENTRADA</w:t>
+        <w:t>entrada</w:t>
       </w:r>
       <w:r>
         <w:rPr>
@@ -462,23 +464,7 @@
           <w:noProof/>
           <w:lang w:val="es-CO" w:eastAsia="en-US"/>
         </w:rPr>
-        <w:t>{{</w:t>
-      </w:r>
-      <w:r>
-        <w:rPr>
-          <w:rFonts w:ascii="Arial" w:eastAsia="Calibri" w:hAnsi="Arial" w:cs="Arial"/>
-          <w:noProof/>
-          <w:lang w:val="es-CO" w:eastAsia="en-US"/>
-        </w:rPr>
-        <w:t>fecha_de_radicado</w:t>
-      </w:r>
-      <w:r>
-        <w:rPr>
-          <w:rFonts w:ascii="Arial" w:eastAsia="Calibri" w:hAnsi="Arial" w:cs="Arial"/>
-          <w:noProof/>
-          <w:lang w:val="es-CO" w:eastAsia="en-US"/>
-        </w:rPr>
-        <w:t>}}</w:t>
+        <w:t>{{fecha_de_radicado}}</w:t>
       </w:r>
       <w:r>
         <w:rPr>
@@ -802,8 +788,6 @@
         </w:rPr>
         <w:t>r</w:t>
       </w:r>
-      <w:bookmarkStart w:id="0" w:name="_GoBack"/>
-      <w:bookmarkEnd w:id="0"/>
       <w:r>
         <w:rPr>
           <w:rFonts w:ascii="Arial" w:eastAsia="Calibri" w:hAnsi="Arial" w:cs="Arial"/>
@@ -950,25 +934,7 @@
           <w:bCs/>
           <w:noProof/>
         </w:rPr>
-        <w:t>{{</w:t>
-      </w:r>
-      <w:r>
-        <w:rPr>
-          <w:rFonts w:ascii="Arial" w:hAnsi="Arial" w:cs="Arial"/>
-          <w:b/>
-          <w:bCs/>
-          <w:noProof/>
-        </w:rPr>
-        <w:t>fecha_de_radicado</w:t>
-      </w:r>
-      <w:r>
-        <w:rPr>
-          <w:rFonts w:ascii="Arial" w:hAnsi="Arial" w:cs="Arial"/>
-          <w:b/>
-          <w:bCs/>
-          <w:noProof/>
-        </w:rPr>
-        <w:t>}}</w:t>
+        <w:t>{{fecha_de_radicado}}</w:t>
       </w:r>
       <w:r>
         <w:rPr>
@@ -3180,21 +3146,21 @@
         <v:path o:extrusionok="f" gradientshapeok="t" o:connecttype="rect"/>
         <o:lock v:ext="edit" aspectratio="t"/>
       </v:shapetype>
-      <v:shape id="_x0000_i1493" type="#_x0000_t75" style="width:14.25pt;height:14.25pt" o:bullet="t">
+      <v:shape id="_x0000_i1029" type="#_x0000_t75" style="width:14.25pt;height:14.25pt" o:bullet="t">
         <v:imagedata r:id="rId1" o:title="mso2D3D"/>
       </v:shape>
     </w:pict>
   </w:numPicBullet>
   <w:numPicBullet w:numPicBulletId="1">
     <w:pict>
-      <v:shape id="_x0000_i1494" type="#_x0000_t75" style="width:14.25pt;height:14.25pt" o:bullet="t">
+      <v:shape id="_x0000_i1030" type="#_x0000_t75" style="width:14.25pt;height:14.25pt" o:bullet="t">
         <v:imagedata r:id="rId2" o:title="msoCA65"/>
       </v:shape>
     </w:pict>
   </w:numPicBullet>
   <w:numPicBullet w:numPicBulletId="2">
     <w:pict>
-      <v:shape id="_x0000_i1495" type="#_x0000_t75" style="width:1in;height:50.25pt" o:bullet="t">
+      <v:shape id="_x0000_i1031" type="#_x0000_t75" style="width:1in;height:50.25pt" o:bullet="t">
         <v:imagedata r:id="rId3" o:title="clip_image002"/>
       </v:shape>
     </w:pict>
@@ -9789,7 +9755,7 @@
 </file>
 
 <file path=customXml/itemProps1.xml><?xml version="1.0" encoding="utf-8"?>
-<ds:datastoreItem xmlns:ds="http://schemas.openxmlformats.org/officeDocument/2006/customXml" ds:itemID="{BFCBEFC2-5CF8-48BF-A624-96AFC3D540E1}">
+<ds:datastoreItem xmlns:ds="http://schemas.openxmlformats.org/officeDocument/2006/customXml" ds:itemID="{19C927A1-942A-4FFE-910F-8B0380AC0A0B}">
   <ds:schemaRefs>
     <ds:schemaRef ds:uri="http://schemas.openxmlformats.org/officeDocument/2006/bibliography"/>
   </ds:schemaRefs>
